--- a/Отчет по контрольной работе №1.docx
+++ b/Отчет по контрольной работе №1.docx
@@ -37,7 +37,7 @@
                     </pic:cNvPicPr>
                   </pic:nvPicPr>
                   <pic:blipFill>
-                    <a:blip r:embed="rId6" cstate="print">
+                    <a:blip r:embed="rId8" cstate="print">
                       <a:extLst>
                         <a:ext uri="{28A0092B-C50C-407E-A947-70E740481C1C}">
                           <a14:useLocalDpi xmlns:a14="http://schemas.microsoft.com/office/drawing/2010/main" val="0"/>
@@ -1177,19 +1177,27 @@
           <w:sz w:val="32"/>
         </w:rPr>
         <w:lastRenderedPageBreak/>
-        <w:t>1 Цель работы</w:t>
+        <w:t>1 Ц</w:t>
+      </w:r>
+      <w:bookmarkStart w:id="0" w:name="_GoBack"/>
+      <w:bookmarkEnd w:id="0"/>
+      <w:r>
+        <w:rPr>
+          <w:sz w:val="32"/>
+        </w:rPr>
+        <w:t>ель работы</w:t>
       </w:r>
     </w:p>
     <w:p>
       <w:pPr>
         <w:pStyle w:val="a0"/>
         <w:rPr>
-          <w:sz w:val="32"/>
-        </w:rPr>
-      </w:pPr>
-      <w:r>
-        <w:rPr>
-          <w:sz w:val="32"/>
+          <w:szCs w:val="28"/>
+        </w:rPr>
+      </w:pPr>
+      <w:r>
+        <w:rPr>
+          <w:szCs w:val="28"/>
         </w:rPr>
         <w:t>Разработка низкоуровневой программы на машине Тьюринга согласно заданию.</w:t>
       </w:r>
@@ -1213,7 +1221,7 @@
         <w:pStyle w:val="a0"/>
         <w:ind w:firstLine="0"/>
         <w:rPr>
-          <w:rFonts w:ascii="Cambria Math" w:hAnsi="Cambria Math"/>
+          <w:rFonts w:ascii="Cambria Math" w:hAnsi="Cambria Math" w:hint="eastAsia"/>
           <w:szCs w:val="28"/>
           <w:oMath/>
         </w:rPr>
@@ -1468,18 +1476,16 @@
         <w:pStyle w:val="2"/>
         <w:ind w:firstLine="0"/>
       </w:pPr>
-      <w:bookmarkStart w:id="0" w:name="_GoBack"/>
-      <w:bookmarkEnd w:id="0"/>
       <w:r>
         <w:rPr>
           <w:noProof/>
           <w:lang w:eastAsia="ru-RU" w:bidi="ar-SA"/>
         </w:rPr>
         <w:drawing>
-          <wp:inline distT="0" distB="0" distL="0" distR="0">
-            <wp:extent cx="5940425" cy="7936865"/>
-            <wp:effectExtent l="0" t="0" r="3175" b="6985"/>
-            <wp:docPr id="6" name="Рисунок 6"/>
+          <wp:inline distT="0" distB="0" distL="0" distR="0" wp14:anchorId="4E0B9361" wp14:editId="2D21DE89">
+            <wp:extent cx="5940425" cy="7642860"/>
+            <wp:effectExtent l="0" t="0" r="3175" b="0"/>
+            <wp:docPr id="1" name="Рисунок 1"/>
             <wp:cNvGraphicFramePr>
               <a:graphicFrameLocks xmlns:a="http://schemas.openxmlformats.org/drawingml/2006/main" noChangeAspect="1"/>
             </wp:cNvGraphicFramePr>
@@ -1487,11 +1493,11 @@
               <a:graphicData uri="http://schemas.openxmlformats.org/drawingml/2006/picture">
                 <pic:pic xmlns:pic="http://schemas.openxmlformats.org/drawingml/2006/picture">
                   <pic:nvPicPr>
-                    <pic:cNvPr id="0" name="Диаграмма ааа названия.jpg"/>
+                    <pic:cNvPr id="0" name="Диаграмма без названия.jpg"/>
                     <pic:cNvPicPr/>
                   </pic:nvPicPr>
                   <pic:blipFill>
-                    <a:blip r:embed="rId7">
+                    <a:blip r:embed="rId9">
                       <a:extLst>
                         <a:ext uri="{28A0092B-C50C-407E-A947-70E740481C1C}">
                           <a14:useLocalDpi xmlns:a14="http://schemas.microsoft.com/office/drawing/2010/main" val="0"/>
@@ -1505,7 +1511,7 @@
                   <pic:spPr>
                     <a:xfrm>
                       <a:off x="0" y="0"/>
-                      <a:ext cx="5940425" cy="7936865"/>
+                      <a:ext cx="5940425" cy="7642860"/>
                     </a:xfrm>
                     <a:prstGeom prst="rect">
                       <a:avLst/>
@@ -1596,237 +1602,6 @@
             <wp:extent cx="5940425" cy="1809288"/>
             <wp:effectExtent l="0" t="0" r="3175" b="635"/>
             <wp:docPr id="5" name="Рисунок 5"/>
-            <wp:cNvGraphicFramePr>
-              <a:graphicFrameLocks xmlns:a="http://schemas.openxmlformats.org/drawingml/2006/main" noChangeAspect="1"/>
-            </wp:cNvGraphicFramePr>
-            <a:graphic xmlns:a="http://schemas.openxmlformats.org/drawingml/2006/main">
-              <a:graphicData uri="http://schemas.openxmlformats.org/drawingml/2006/picture">
-                <pic:pic xmlns:pic="http://schemas.openxmlformats.org/drawingml/2006/picture">
-                  <pic:nvPicPr>
-                    <pic:cNvPr id="0" name=""/>
-                    <pic:cNvPicPr/>
-                  </pic:nvPicPr>
-                  <pic:blipFill>
-                    <a:blip r:embed="rId8"/>
-                    <a:stretch>
-                      <a:fillRect/>
-                    </a:stretch>
-                  </pic:blipFill>
-                  <pic:spPr>
-                    <a:xfrm>
-                      <a:off x="0" y="0"/>
-                      <a:ext cx="5940425" cy="1809288"/>
-                    </a:xfrm>
-                    <a:prstGeom prst="rect">
-                      <a:avLst/>
-                    </a:prstGeom>
-                  </pic:spPr>
-                </pic:pic>
-              </a:graphicData>
-            </a:graphic>
-          </wp:inline>
-        </w:drawing>
-      </w:r>
-    </w:p>
-    <w:p>
-      <w:pPr>
-        <w:jc w:val="center"/>
-      </w:pPr>
-      <w:r>
-        <w:t>Рисунок 2 – Те</w:t>
-      </w:r>
-      <w:proofErr w:type="gramStart"/>
-      <w:r>
-        <w:t>кст пр</w:t>
-      </w:r>
-      <w:proofErr w:type="gramEnd"/>
-      <w:r>
-        <w:t>ограммы</w:t>
-      </w:r>
-    </w:p>
-    <w:p>
-      <w:pPr>
-        <w:jc w:val="center"/>
-      </w:pPr>
-    </w:p>
-    <w:p>
-      <w:pPr>
-        <w:pStyle w:val="2"/>
-        <w:ind w:left="708" w:firstLine="1"/>
-        <w:rPr>
-          <w:sz w:val="32"/>
-        </w:rPr>
-      </w:pPr>
-      <w:r>
-        <w:rPr>
-          <w:sz w:val="32"/>
-        </w:rPr>
-        <w:t>5 Тестовые примеры</w:t>
-      </w:r>
-    </w:p>
-    <w:p>
-      <w:pPr>
-        <w:pStyle w:val="a0"/>
-      </w:pPr>
-      <w:r>
-        <w:t>Пример 1</w:t>
-      </w:r>
-    </w:p>
-    <w:p>
-      <w:pPr>
-        <w:pStyle w:val="a0"/>
-        <w:ind w:firstLine="0"/>
-      </w:pPr>
-      <w:r>
-        <w:rPr>
-          <w:noProof/>
-          <w:lang w:eastAsia="ru-RU" w:bidi="ar-SA"/>
-        </w:rPr>
-        <w:drawing>
-          <wp:inline distT="0" distB="0" distL="0" distR="0" wp14:anchorId="1DD5C522" wp14:editId="1685950A">
-            <wp:extent cx="5940425" cy="2951513"/>
-            <wp:effectExtent l="0" t="0" r="3175" b="1270"/>
-            <wp:docPr id="7" name="Рисунок 7"/>
-            <wp:cNvGraphicFramePr>
-              <a:graphicFrameLocks xmlns:a="http://schemas.openxmlformats.org/drawingml/2006/main" noChangeAspect="1"/>
-            </wp:cNvGraphicFramePr>
-            <a:graphic xmlns:a="http://schemas.openxmlformats.org/drawingml/2006/main">
-              <a:graphicData uri="http://schemas.openxmlformats.org/drawingml/2006/picture">
-                <pic:pic xmlns:pic="http://schemas.openxmlformats.org/drawingml/2006/picture">
-                  <pic:nvPicPr>
-                    <pic:cNvPr id="0" name=""/>
-                    <pic:cNvPicPr/>
-                  </pic:nvPicPr>
-                  <pic:blipFill>
-                    <a:blip r:embed="rId9"/>
-                    <a:stretch>
-                      <a:fillRect/>
-                    </a:stretch>
-                  </pic:blipFill>
-                  <pic:spPr>
-                    <a:xfrm>
-                      <a:off x="0" y="0"/>
-                      <a:ext cx="5940425" cy="2951513"/>
-                    </a:xfrm>
-                    <a:prstGeom prst="rect">
-                      <a:avLst/>
-                    </a:prstGeom>
-                  </pic:spPr>
-                </pic:pic>
-              </a:graphicData>
-            </a:graphic>
-          </wp:inline>
-        </w:drawing>
-      </w:r>
-    </w:p>
-    <w:p>
-      <w:pPr>
-        <w:pStyle w:val="a0"/>
-        <w:jc w:val="center"/>
-      </w:pPr>
-    </w:p>
-    <w:p>
-      <w:pPr>
-        <w:pStyle w:val="a0"/>
-        <w:jc w:val="center"/>
-        <w:rPr>
-          <w:lang w:val="en-US"/>
-        </w:rPr>
-      </w:pPr>
-      <w:r>
-        <w:t>Рисунок 3 – Пример 1</w:t>
-      </w:r>
-    </w:p>
-    <w:p>
-      <w:pPr>
-        <w:pStyle w:val="a0"/>
-      </w:pPr>
-    </w:p>
-    <w:p>
-      <w:pPr>
-        <w:pStyle w:val="a0"/>
-        <w:jc w:val="center"/>
-        <w:rPr>
-          <w:lang w:val="en-US"/>
-        </w:rPr>
-      </w:pPr>
-    </w:p>
-    <w:p>
-      <w:pPr>
-        <w:pStyle w:val="a0"/>
-        <w:jc w:val="left"/>
-      </w:pPr>
-    </w:p>
-    <w:p>
-      <w:pPr>
-        <w:pStyle w:val="a0"/>
-        <w:jc w:val="left"/>
-      </w:pPr>
-    </w:p>
-    <w:p>
-      <w:pPr>
-        <w:pStyle w:val="a0"/>
-        <w:jc w:val="left"/>
-      </w:pPr>
-    </w:p>
-    <w:p>
-      <w:pPr>
-        <w:pStyle w:val="a0"/>
-        <w:jc w:val="left"/>
-      </w:pPr>
-    </w:p>
-    <w:p>
-      <w:pPr>
-        <w:pStyle w:val="a0"/>
-        <w:jc w:val="left"/>
-        <w:rPr>
-          <w:lang w:val="en-US"/>
-        </w:rPr>
-      </w:pPr>
-    </w:p>
-    <w:p>
-      <w:pPr>
-        <w:pStyle w:val="a0"/>
-        <w:jc w:val="left"/>
-        <w:rPr>
-          <w:lang w:val="en-US"/>
-        </w:rPr>
-      </w:pPr>
-      <w:r>
-        <w:t xml:space="preserve">Пример </w:t>
-      </w:r>
-      <w:r>
-        <w:rPr>
-          <w:lang w:val="en-US"/>
-        </w:rPr>
-        <w:t>2</w:t>
-      </w:r>
-    </w:p>
-    <w:p>
-      <w:pPr>
-        <w:pStyle w:val="a0"/>
-        <w:jc w:val="left"/>
-      </w:pPr>
-      <w:r>
-        <w:lastRenderedPageBreak/>
-        <w:t xml:space="preserve"> </w:t>
-      </w:r>
-    </w:p>
-    <w:p>
-      <w:pPr>
-        <w:pStyle w:val="a0"/>
-        <w:ind w:firstLine="0"/>
-      </w:pPr>
-      <w:r>
-        <w:rPr>
-          <w:noProof/>
-          <w:lang w:eastAsia="ru-RU" w:bidi="ar-SA"/>
-        </w:rPr>
-        <w:drawing>
-          <wp:inline distT="0" distB="0" distL="0" distR="0" wp14:anchorId="7FE5B749" wp14:editId="62E169D5">
-            <wp:extent cx="5940425" cy="2966840"/>
-            <wp:effectExtent l="0" t="0" r="3175" b="5080"/>
-            <wp:docPr id="9" name="Рисунок 9"/>
             <wp:cNvGraphicFramePr>
               <a:graphicFrameLocks xmlns:a="http://schemas.openxmlformats.org/drawingml/2006/main" noChangeAspect="1"/>
             </wp:cNvGraphicFramePr>
@@ -1846,6 +1621,243 @@
                   <pic:spPr>
                     <a:xfrm>
                       <a:off x="0" y="0"/>
+                      <a:ext cx="5940425" cy="1809288"/>
+                    </a:xfrm>
+                    <a:prstGeom prst="rect">
+                      <a:avLst/>
+                    </a:prstGeom>
+                  </pic:spPr>
+                </pic:pic>
+              </a:graphicData>
+            </a:graphic>
+          </wp:inline>
+        </w:drawing>
+      </w:r>
+    </w:p>
+    <w:p>
+      <w:pPr>
+        <w:jc w:val="center"/>
+      </w:pPr>
+      <w:r>
+        <w:t>Рисунок 2 – Те</w:t>
+      </w:r>
+      <w:proofErr w:type="gramStart"/>
+      <w:r>
+        <w:t>кст пр</w:t>
+      </w:r>
+      <w:proofErr w:type="gramEnd"/>
+      <w:r>
+        <w:t>ограммы</w:t>
+      </w:r>
+    </w:p>
+    <w:p>
+      <w:pPr>
+        <w:jc w:val="center"/>
+      </w:pPr>
+    </w:p>
+    <w:p>
+      <w:pPr>
+        <w:pStyle w:val="2"/>
+        <w:ind w:left="708" w:firstLine="1"/>
+        <w:rPr>
+          <w:sz w:val="32"/>
+        </w:rPr>
+      </w:pPr>
+      <w:r>
+        <w:rPr>
+          <w:sz w:val="32"/>
+        </w:rPr>
+        <w:t>5 Тестовые примеры</w:t>
+      </w:r>
+    </w:p>
+    <w:p>
+      <w:pPr>
+        <w:pStyle w:val="a0"/>
+      </w:pPr>
+      <w:r>
+        <w:t>Пример 1</w:t>
+      </w:r>
+    </w:p>
+    <w:p>
+      <w:pPr>
+        <w:pStyle w:val="a0"/>
+        <w:ind w:firstLine="0"/>
+      </w:pPr>
+      <w:r>
+        <w:rPr>
+          <w:noProof/>
+          <w:lang w:eastAsia="ru-RU" w:bidi="ar-SA"/>
+        </w:rPr>
+        <w:drawing>
+          <wp:inline distT="0" distB="0" distL="0" distR="0" wp14:anchorId="1DD5C522" wp14:editId="1685950A">
+            <wp:extent cx="5940425" cy="2951513"/>
+            <wp:effectExtent l="0" t="0" r="3175" b="1270"/>
+            <wp:docPr id="7" name="Рисунок 7"/>
+            <wp:cNvGraphicFramePr>
+              <a:graphicFrameLocks xmlns:a="http://schemas.openxmlformats.org/drawingml/2006/main" noChangeAspect="1"/>
+            </wp:cNvGraphicFramePr>
+            <a:graphic xmlns:a="http://schemas.openxmlformats.org/drawingml/2006/main">
+              <a:graphicData uri="http://schemas.openxmlformats.org/drawingml/2006/picture">
+                <pic:pic xmlns:pic="http://schemas.openxmlformats.org/drawingml/2006/picture">
+                  <pic:nvPicPr>
+                    <pic:cNvPr id="0" name=""/>
+                    <pic:cNvPicPr/>
+                  </pic:nvPicPr>
+                  <pic:blipFill>
+                    <a:blip r:embed="rId11"/>
+                    <a:stretch>
+                      <a:fillRect/>
+                    </a:stretch>
+                  </pic:blipFill>
+                  <pic:spPr>
+                    <a:xfrm>
+                      <a:off x="0" y="0"/>
+                      <a:ext cx="5940425" cy="2951513"/>
+                    </a:xfrm>
+                    <a:prstGeom prst="rect">
+                      <a:avLst/>
+                    </a:prstGeom>
+                  </pic:spPr>
+                </pic:pic>
+              </a:graphicData>
+            </a:graphic>
+          </wp:inline>
+        </w:drawing>
+      </w:r>
+    </w:p>
+    <w:p>
+      <w:pPr>
+        <w:pStyle w:val="a0"/>
+        <w:jc w:val="center"/>
+      </w:pPr>
+    </w:p>
+    <w:p>
+      <w:pPr>
+        <w:pStyle w:val="a0"/>
+        <w:jc w:val="center"/>
+        <w:rPr>
+          <w:lang w:val="en-US"/>
+        </w:rPr>
+      </w:pPr>
+      <w:r>
+        <w:t>Рисунок 3 – Пример 1</w:t>
+      </w:r>
+    </w:p>
+    <w:p>
+      <w:pPr>
+        <w:pStyle w:val="a0"/>
+      </w:pPr>
+    </w:p>
+    <w:p>
+      <w:pPr>
+        <w:pStyle w:val="a0"/>
+        <w:jc w:val="center"/>
+        <w:rPr>
+          <w:lang w:val="en-US"/>
+        </w:rPr>
+      </w:pPr>
+    </w:p>
+    <w:p>
+      <w:pPr>
+        <w:pStyle w:val="a0"/>
+        <w:jc w:val="left"/>
+      </w:pPr>
+    </w:p>
+    <w:p>
+      <w:pPr>
+        <w:pStyle w:val="a0"/>
+        <w:jc w:val="left"/>
+      </w:pPr>
+    </w:p>
+    <w:p>
+      <w:pPr>
+        <w:pStyle w:val="a0"/>
+        <w:jc w:val="left"/>
+      </w:pPr>
+    </w:p>
+    <w:p>
+      <w:pPr>
+        <w:pStyle w:val="a0"/>
+        <w:jc w:val="left"/>
+      </w:pPr>
+    </w:p>
+    <w:p>
+      <w:pPr>
+        <w:pStyle w:val="a0"/>
+        <w:jc w:val="left"/>
+        <w:rPr>
+          <w:lang w:val="en-US"/>
+        </w:rPr>
+      </w:pPr>
+    </w:p>
+    <w:p>
+      <w:pPr>
+        <w:pStyle w:val="a0"/>
+        <w:jc w:val="left"/>
+      </w:pPr>
+    </w:p>
+    <w:p>
+      <w:pPr>
+        <w:pStyle w:val="a0"/>
+        <w:jc w:val="left"/>
+        <w:rPr>
+          <w:lang w:val="en-US"/>
+        </w:rPr>
+      </w:pPr>
+      <w:r>
+        <w:lastRenderedPageBreak/>
+        <w:t xml:space="preserve">Пример </w:t>
+      </w:r>
+      <w:r>
+        <w:rPr>
+          <w:lang w:val="en-US"/>
+        </w:rPr>
+        <w:t>2</w:t>
+      </w:r>
+    </w:p>
+    <w:p>
+      <w:pPr>
+        <w:pStyle w:val="a0"/>
+        <w:jc w:val="left"/>
+      </w:pPr>
+      <w:r>
+        <w:t xml:space="preserve"> </w:t>
+      </w:r>
+    </w:p>
+    <w:p>
+      <w:pPr>
+        <w:pStyle w:val="a0"/>
+        <w:ind w:firstLine="0"/>
+      </w:pPr>
+      <w:r>
+        <w:rPr>
+          <w:noProof/>
+          <w:lang w:eastAsia="ru-RU" w:bidi="ar-SA"/>
+        </w:rPr>
+        <w:drawing>
+          <wp:inline distT="0" distB="0" distL="0" distR="0" wp14:anchorId="7FE5B749" wp14:editId="62E169D5">
+            <wp:extent cx="5940425" cy="2966840"/>
+            <wp:effectExtent l="0" t="0" r="3175" b="5080"/>
+            <wp:docPr id="9" name="Рисунок 9"/>
+            <wp:cNvGraphicFramePr>
+              <a:graphicFrameLocks xmlns:a="http://schemas.openxmlformats.org/drawingml/2006/main" noChangeAspect="1"/>
+            </wp:cNvGraphicFramePr>
+            <a:graphic xmlns:a="http://schemas.openxmlformats.org/drawingml/2006/main">
+              <a:graphicData uri="http://schemas.openxmlformats.org/drawingml/2006/picture">
+                <pic:pic xmlns:pic="http://schemas.openxmlformats.org/drawingml/2006/picture">
+                  <pic:nvPicPr>
+                    <pic:cNvPr id="0" name=""/>
+                    <pic:cNvPicPr/>
+                  </pic:nvPicPr>
+                  <pic:blipFill>
+                    <a:blip r:embed="rId12"/>
+                    <a:stretch>
+                      <a:fillRect/>
+                    </a:stretch>
+                  </pic:blipFill>
+                  <pic:spPr>
+                    <a:xfrm>
+                      <a:off x="0" y="0"/>
                       <a:ext cx="5940425" cy="2966840"/>
                     </a:xfrm>
                     <a:prstGeom prst="rect">
@@ -1895,34 +1907,28 @@
       <w:pPr>
         <w:pStyle w:val="a0"/>
         <w:rPr>
-          <w:sz w:val="32"/>
-        </w:rPr>
-      </w:pPr>
-      <w:r>
-        <w:rPr>
-          <w:sz w:val="32"/>
-          <w:szCs w:val="32"/>
+          <w:szCs w:val="28"/>
+        </w:rPr>
+      </w:pPr>
+      <w:r>
+        <w:rPr>
+          <w:szCs w:val="28"/>
         </w:rPr>
         <w:t>В ходе выполнения лабораторной работы была разработана и реализована программа для Машины Тьюринга, выполняющая проверку принадлежности строки формальному языку aⁿ bᵐ cⁿ dᵐ.</w:t>
       </w:r>
       <w:r>
         <w:rPr>
-          <w:sz w:val="32"/>
-          <w:szCs w:val="32"/>
+          <w:szCs w:val="28"/>
         </w:rPr>
         <w:br/>
         <w:t>На основе анализа задачи была построена блок-схема алгоритма, после чего создана низкоуровневая программа в эмуляторе Машины Тьюринга.</w:t>
       </w:r>
       <w:r>
         <w:rPr>
-          <w:sz w:val="32"/>
-          <w:szCs w:val="32"/>
+          <w:szCs w:val="28"/>
         </w:rPr>
         <w:br/>
-        <w:t>Проведённые тесты подтвердили корректность работы разработанного алгоритма и соответствие полученных результатов заданным требованиям</w:t>
-      </w:r>
-      <w:r>
-        <w:t>.</w:t>
+        <w:t>Проведённые тесты подтвердили корректность работы разработанного алгоритма и соответствие полученных результатов заданным требованиям.</w:t>
       </w:r>
     </w:p>
     <w:sectPr>
@@ -1933,6 +1939,44 @@
     </w:sectPr>
   </w:body>
 </w:document>
+</file>
+
+<file path=word/endnotes.xml><?xml version="1.0" encoding="utf-8"?>
+<w:endnotes xmlns:wpc="http://schemas.microsoft.com/office/word/2010/wordprocessingCanvas" xmlns:mc="http://schemas.openxmlformats.org/markup-compatibility/2006" xmlns:o="urn:schemas-microsoft-com:office:office" xmlns:r="http://schemas.openxmlformats.org/officeDocument/2006/relationships" xmlns:m="http://schemas.openxmlformats.org/officeDocument/2006/math" xmlns:v="urn:schemas-microsoft-com:vml" xmlns:wp14="http://schemas.microsoft.com/office/word/2010/wordprocessingDrawing" xmlns:wp="http://schemas.openxmlformats.org/drawingml/2006/wordprocessingDrawing" xmlns:w10="urn:schemas-microsoft-com:office:word" xmlns:w="http://schemas.openxmlformats.org/wordprocessingml/2006/main" xmlns:w14="http://schemas.microsoft.com/office/word/2010/wordml" xmlns:wpg="http://schemas.microsoft.com/office/word/2010/wordprocessingGroup" xmlns:wpi="http://schemas.microsoft.com/office/word/2010/wordprocessingInk" xmlns:wne="http://schemas.microsoft.com/office/word/2006/wordml" xmlns:wps="http://schemas.microsoft.com/office/word/2010/wordprocessingShape" mc:Ignorable="w14 wp14">
+  <w:endnote w:type="separator" w:id="-1">
+    <w:p>
+      <w:r>
+        <w:separator/>
+      </w:r>
+    </w:p>
+  </w:endnote>
+  <w:endnote w:type="continuationSeparator" w:id="0">
+    <w:p>
+      <w:r>
+        <w:continuationSeparator/>
+      </w:r>
+    </w:p>
+  </w:endnote>
+</w:endnotes>
+</file>
+
+<file path=word/footnotes.xml><?xml version="1.0" encoding="utf-8"?>
+<w:footnotes xmlns:wpc="http://schemas.microsoft.com/office/word/2010/wordprocessingCanvas" xmlns:mc="http://schemas.openxmlformats.org/markup-compatibility/2006" xmlns:o="urn:schemas-microsoft-com:office:office" xmlns:r="http://schemas.openxmlformats.org/officeDocument/2006/relationships" xmlns:m="http://schemas.openxmlformats.org/officeDocument/2006/math" xmlns:v="urn:schemas-microsoft-com:vml" xmlns:wp14="http://schemas.microsoft.com/office/word/2010/wordprocessingDrawing" xmlns:wp="http://schemas.openxmlformats.org/drawingml/2006/wordprocessingDrawing" xmlns:w10="urn:schemas-microsoft-com:office:word" xmlns:w="http://schemas.openxmlformats.org/wordprocessingml/2006/main" xmlns:w14="http://schemas.microsoft.com/office/word/2010/wordml" xmlns:wpg="http://schemas.microsoft.com/office/word/2010/wordprocessingGroup" xmlns:wpi="http://schemas.microsoft.com/office/word/2010/wordprocessingInk" xmlns:wne="http://schemas.microsoft.com/office/word/2006/wordml" xmlns:wps="http://schemas.microsoft.com/office/word/2010/wordprocessingShape" mc:Ignorable="w14 wp14">
+  <w:footnote w:type="separator" w:id="-1">
+    <w:p>
+      <w:r>
+        <w:separator/>
+      </w:r>
+    </w:p>
+  </w:footnote>
+  <w:footnote w:type="continuationSeparator" w:id="0">
+    <w:p>
+      <w:r>
+        <w:continuationSeparator/>
+      </w:r>
+    </w:p>
+  </w:footnote>
+</w:footnotes>
 </file>
 
 <file path=word/numbering.xml><?xml version="1.0" encoding="utf-8"?>
@@ -2543,6 +2587,68 @@
       <w:lang w:eastAsia="zh-CN" w:bidi="hi-IN"/>
     </w:rPr>
   </w:style>
+  <w:style w:type="paragraph" w:styleId="ad">
+    <w:name w:val="header"/>
+    <w:basedOn w:val="a"/>
+    <w:link w:val="ae"/>
+    <w:uiPriority w:val="99"/>
+    <w:unhideWhenUsed/>
+    <w:rsid w:val="00EA7F3A"/>
+    <w:pPr>
+      <w:tabs>
+        <w:tab w:val="center" w:pos="4677"/>
+        <w:tab w:val="right" w:pos="9355"/>
+      </w:tabs>
+    </w:pPr>
+    <w:rPr>
+      <w:rFonts w:cs="Mangal"/>
+    </w:rPr>
+  </w:style>
+  <w:style w:type="character" w:customStyle="1" w:styleId="ae">
+    <w:name w:val="Верхний колонтитул Знак"/>
+    <w:basedOn w:val="a1"/>
+    <w:link w:val="ad"/>
+    <w:uiPriority w:val="99"/>
+    <w:rsid w:val="00EA7F3A"/>
+    <w:rPr>
+      <w:rFonts w:ascii="Times New Roman" w:eastAsia="SimSun" w:hAnsi="Times New Roman" w:cs="Mangal"/>
+      <w:kern w:val="1"/>
+      <w:sz w:val="28"/>
+      <w:szCs w:val="24"/>
+      <w:lang w:eastAsia="zh-CN" w:bidi="hi-IN"/>
+    </w:rPr>
+  </w:style>
+  <w:style w:type="paragraph" w:styleId="af">
+    <w:name w:val="footer"/>
+    <w:basedOn w:val="a"/>
+    <w:link w:val="af0"/>
+    <w:uiPriority w:val="99"/>
+    <w:unhideWhenUsed/>
+    <w:rsid w:val="00EA7F3A"/>
+    <w:pPr>
+      <w:tabs>
+        <w:tab w:val="center" w:pos="4677"/>
+        <w:tab w:val="right" w:pos="9355"/>
+      </w:tabs>
+    </w:pPr>
+    <w:rPr>
+      <w:rFonts w:cs="Mangal"/>
+    </w:rPr>
+  </w:style>
+  <w:style w:type="character" w:customStyle="1" w:styleId="af0">
+    <w:name w:val="Нижний колонтитул Знак"/>
+    <w:basedOn w:val="a1"/>
+    <w:link w:val="af"/>
+    <w:uiPriority w:val="99"/>
+    <w:rsid w:val="00EA7F3A"/>
+    <w:rPr>
+      <w:rFonts w:ascii="Times New Roman" w:eastAsia="SimSun" w:hAnsi="Times New Roman" w:cs="Mangal"/>
+      <w:kern w:val="1"/>
+      <w:sz w:val="28"/>
+      <w:szCs w:val="24"/>
+      <w:lang w:eastAsia="zh-CN" w:bidi="hi-IN"/>
+    </w:rPr>
+  </w:style>
 </w:styles>
 </file>
 
@@ -2962,6 +3068,68 @@
       <w:kern w:val="1"/>
       <w:sz w:val="16"/>
       <w:szCs w:val="14"/>
+      <w:lang w:eastAsia="zh-CN" w:bidi="hi-IN"/>
+    </w:rPr>
+  </w:style>
+  <w:style w:type="paragraph" w:styleId="ad">
+    <w:name w:val="header"/>
+    <w:basedOn w:val="a"/>
+    <w:link w:val="ae"/>
+    <w:uiPriority w:val="99"/>
+    <w:unhideWhenUsed/>
+    <w:rsid w:val="00EA7F3A"/>
+    <w:pPr>
+      <w:tabs>
+        <w:tab w:val="center" w:pos="4677"/>
+        <w:tab w:val="right" w:pos="9355"/>
+      </w:tabs>
+    </w:pPr>
+    <w:rPr>
+      <w:rFonts w:cs="Mangal"/>
+    </w:rPr>
+  </w:style>
+  <w:style w:type="character" w:customStyle="1" w:styleId="ae">
+    <w:name w:val="Верхний колонтитул Знак"/>
+    <w:basedOn w:val="a1"/>
+    <w:link w:val="ad"/>
+    <w:uiPriority w:val="99"/>
+    <w:rsid w:val="00EA7F3A"/>
+    <w:rPr>
+      <w:rFonts w:ascii="Times New Roman" w:eastAsia="SimSun" w:hAnsi="Times New Roman" w:cs="Mangal"/>
+      <w:kern w:val="1"/>
+      <w:sz w:val="28"/>
+      <w:szCs w:val="24"/>
+      <w:lang w:eastAsia="zh-CN" w:bidi="hi-IN"/>
+    </w:rPr>
+  </w:style>
+  <w:style w:type="paragraph" w:styleId="af">
+    <w:name w:val="footer"/>
+    <w:basedOn w:val="a"/>
+    <w:link w:val="af0"/>
+    <w:uiPriority w:val="99"/>
+    <w:unhideWhenUsed/>
+    <w:rsid w:val="00EA7F3A"/>
+    <w:pPr>
+      <w:tabs>
+        <w:tab w:val="center" w:pos="4677"/>
+        <w:tab w:val="right" w:pos="9355"/>
+      </w:tabs>
+    </w:pPr>
+    <w:rPr>
+      <w:rFonts w:cs="Mangal"/>
+    </w:rPr>
+  </w:style>
+  <w:style w:type="character" w:customStyle="1" w:styleId="af0">
+    <w:name w:val="Нижний колонтитул Знак"/>
+    <w:basedOn w:val="a1"/>
+    <w:link w:val="af"/>
+    <w:uiPriority w:val="99"/>
+    <w:rsid w:val="00EA7F3A"/>
+    <w:rPr>
+      <w:rFonts w:ascii="Times New Roman" w:eastAsia="SimSun" w:hAnsi="Times New Roman" w:cs="Mangal"/>
+      <w:kern w:val="1"/>
+      <w:sz w:val="28"/>
+      <w:szCs w:val="24"/>
       <w:lang w:eastAsia="zh-CN" w:bidi="hi-IN"/>
     </w:rPr>
   </w:style>

--- a/Отчет по контрольной работе №1.docx
+++ b/Отчет по контрольной работе №1.docx
@@ -1177,15 +1177,7 @@
           <w:sz w:val="32"/>
         </w:rPr>
         <w:lastRenderedPageBreak/>
-        <w:t>1 Ц</w:t>
-      </w:r>
-      <w:bookmarkStart w:id="0" w:name="_GoBack"/>
-      <w:bookmarkEnd w:id="0"/>
-      <w:r>
-        <w:rPr>
-          <w:sz w:val="32"/>
-        </w:rPr>
-        <w:t>ель работы</w:t>
+        <w:t>1 Цель работы</w:t>
       </w:r>
     </w:p>
     <w:p>
@@ -1221,20 +1213,20 @@
         <w:pStyle w:val="a0"/>
         <w:ind w:firstLine="0"/>
         <w:rPr>
-          <w:rFonts w:ascii="Cambria Math" w:hAnsi="Cambria Math" w:hint="eastAsia"/>
+          <w:rFonts w:ascii="Cambria Math" w:hAnsi="Cambria Math"/>
           <w:szCs w:val="28"/>
           <w:oMath/>
         </w:rPr>
       </w:pPr>
       <w:r>
         <w:rPr>
-          <w:rFonts w:asciiTheme="minorHAnsi" w:eastAsia="Times New Roman" w:hAnsiTheme="minorHAnsi" w:cs="Times New Roman"/>
+          <w:rFonts w:asciiTheme="majorBidi" w:eastAsia="Times New Roman" w:hAnsiTheme="majorBidi" w:cstheme="majorBidi"/>
           <w:color w:val="34343C"/>
           <w:kern w:val="0"/>
           <w:szCs w:val="28"/>
           <w:lang w:eastAsia="ru-RU" w:bidi="ar-SA"/>
         </w:rPr>
-        <w:t xml:space="preserve">            </w:t>
+        <w:t xml:space="preserve">            Проверка на принадлежность языку</w:t>
       </w:r>
       <w:r>
         <w:rPr>
@@ -1244,47 +1236,7 @@
           <w:szCs w:val="28"/>
           <w:lang w:eastAsia="ru-RU" w:bidi="ar-SA"/>
         </w:rPr>
-        <w:t>Проверка на</w:t>
-      </w:r>
-      <w:r>
-        <w:rPr>
-          <w:rFonts w:asciiTheme="minorHAnsi" w:eastAsia="Times New Roman" w:hAnsiTheme="minorHAnsi" w:cs="Times New Roman"/>
-          <w:color w:val="34343C"/>
-          <w:kern w:val="0"/>
-          <w:szCs w:val="28"/>
-          <w:lang w:eastAsia="ru-RU" w:bidi="ar-SA"/>
-        </w:rPr>
         <w:t xml:space="preserve"> </w:t>
-      </w:r>
-      <w:r>
-        <w:rPr>
-          <w:rFonts w:ascii="Helvetica" w:eastAsia="Times New Roman" w:hAnsi="Helvetica" w:cs="Times New Roman"/>
-          <w:color w:val="34343C"/>
-          <w:kern w:val="0"/>
-          <w:szCs w:val="28"/>
-          <w:lang w:eastAsia="ru-RU" w:bidi="ar-SA"/>
-        </w:rPr>
-        <w:t>принадлежность</w:t>
-      </w:r>
-      <w:r>
-        <w:rPr>
-          <w:rFonts w:asciiTheme="minorHAnsi" w:eastAsia="Times New Roman" w:hAnsiTheme="minorHAnsi" w:cs="Times New Roman"/>
-          <w:color w:val="34343C"/>
-          <w:kern w:val="0"/>
-          <w:szCs w:val="28"/>
-          <w:lang w:eastAsia="ru-RU" w:bidi="ar-SA"/>
-        </w:rPr>
-        <w:t xml:space="preserve"> </w:t>
-      </w:r>
-      <w:r>
-        <w:rPr>
-          <w:rFonts w:ascii="Helvetica" w:eastAsia="Times New Roman" w:hAnsi="Helvetica" w:cs="Times New Roman"/>
-          <w:color w:val="34343C"/>
-          <w:kern w:val="0"/>
-          <w:szCs w:val="28"/>
-          <w:lang w:eastAsia="ru-RU" w:bidi="ar-SA"/>
-        </w:rPr>
-        <w:t xml:space="preserve">языку </w:t>
       </w:r>
       <m:oMath>
         <m:sSup>
@@ -1673,9 +1625,91 @@
     <w:p>
       <w:pPr>
         <w:pStyle w:val="a0"/>
+        <w:rPr>
+          <w:lang w:bidi="ar-SA"/>
+        </w:rPr>
       </w:pPr>
       <w:r>
         <w:t>Пример 1</w:t>
+      </w:r>
+      <w:r>
+        <w:t xml:space="preserve">: </w:t>
+      </w:r>
+      <w:r>
+        <w:rPr>
+          <w:lang w:bidi="ar-SA"/>
+        </w:rPr>
+        <w:t xml:space="preserve"> Проверяет и записывает у </w:t>
+      </w:r>
+      <w:r>
+        <w:rPr>
+          <w:lang w:bidi="ar-SA"/>
+        </w:rPr>
+        <w:t>(</w:t>
+      </w:r>
+      <w:r>
+        <w:rPr>
+          <w:lang w:bidi="ar-SA"/>
+        </w:rPr>
+        <w:t>да</w:t>
+      </w:r>
+      <w:r>
+        <w:rPr>
+          <w:lang w:bidi="ar-SA"/>
+        </w:rPr>
+        <w:t>)</w:t>
+      </w:r>
+      <w:r>
+        <w:rPr>
+          <w:lang w:bidi="ar-SA"/>
+        </w:rPr>
+        <w:t>,</w:t>
+      </w:r>
+      <w:r>
+        <w:rPr>
+          <w:lang w:bidi="ar-SA"/>
+        </w:rPr>
+        <w:t xml:space="preserve">  е</w:t>
+      </w:r>
+      <w:r>
+        <w:rPr>
+          <w:lang w:bidi="ar-SA"/>
+        </w:rPr>
+        <w:t xml:space="preserve">сли  </w:t>
+      </w:r>
+      <w:bookmarkStart w:id="0" w:name="_GoBack"/>
+      <w:proofErr w:type="gramStart"/>
+      <w:r>
+        <w:rPr>
+          <w:lang w:bidi="ar-SA"/>
+        </w:rPr>
+        <w:t>обнаруживает</w:t>
+      </w:r>
+      <w:bookmarkEnd w:id="0"/>
+      <w:r>
+        <w:rPr>
+          <w:lang w:bidi="ar-SA"/>
+        </w:rPr>
+        <w:t xml:space="preserve"> ошибка записывает</w:t>
+      </w:r>
+      <w:proofErr w:type="gramEnd"/>
+      <w:r>
+        <w:rPr>
+          <w:lang w:bidi="ar-SA"/>
+        </w:rPr>
+        <w:t xml:space="preserve"> </w:t>
+      </w:r>
+      <w:r>
+        <w:rPr>
+          <w:lang w:val="en-US" w:bidi="ar-SA"/>
+        </w:rPr>
+        <w:t>n</w:t>
+      </w:r>
+      <w:r>
+        <w:rPr>
+          <w:lang w:bidi="ar-SA"/>
+        </w:rPr>
+        <w:t xml:space="preserve"> (нет).</w:t>
       </w:r>
     </w:p>
     <w:p>
@@ -1735,9 +1769,6 @@
       <w:pPr>
         <w:pStyle w:val="a0"/>
         <w:jc w:val="center"/>
-        <w:rPr>
-          <w:lang w:val="en-US"/>
-        </w:rPr>
       </w:pPr>
       <w:r>
         <w:t>Рисунок 3 – Пример 1</w:t>
@@ -1752,9 +1783,6 @@
       <w:pPr>
         <w:pStyle w:val="a0"/>
         <w:jc w:val="center"/>
-        <w:rPr>
-          <w:lang w:val="en-US"/>
-        </w:rPr>
       </w:pPr>
     </w:p>
     <w:p>
@@ -1785,9 +1813,6 @@
       <w:pPr>
         <w:pStyle w:val="a0"/>
         <w:jc w:val="left"/>
-        <w:rPr>
-          <w:lang w:val="en-US"/>
-        </w:rPr>
       </w:pPr>
     </w:p>
     <w:p>
@@ -1800,19 +1825,21 @@
       <w:pPr>
         <w:pStyle w:val="a0"/>
         <w:jc w:val="left"/>
-        <w:rPr>
-          <w:lang w:val="en-US"/>
-        </w:rPr>
-      </w:pPr>
-      <w:r>
-        <w:lastRenderedPageBreak/>
+      </w:pPr>
+      <w:r>
         <w:t xml:space="preserve">Пример </w:t>
       </w:r>
       <w:r>
-        <w:rPr>
-          <w:lang w:val="en-US"/>
-        </w:rPr>
         <w:t>2</w:t>
+      </w:r>
+      <w:r>
+        <w:t xml:space="preserve">: </w:t>
+      </w:r>
+      <w:r>
+        <w:t xml:space="preserve">Проверяет </w:t>
+      </w:r>
+      <w:r>
+        <w:t xml:space="preserve">и останавливается. </w:t>
       </w:r>
     </w:p>
     <w:p>

--- a/Отчет по контрольной работе №1.docx
+++ b/Отчет по контрольной работе №1.docx
@@ -1434,10 +1434,10 @@
           <w:lang w:eastAsia="ru-RU" w:bidi="ar-SA"/>
         </w:rPr>
         <w:drawing>
-          <wp:inline distT="0" distB="0" distL="0" distR="0" wp14:anchorId="4E0B9361" wp14:editId="2D21DE89">
-            <wp:extent cx="5940425" cy="7642860"/>
+          <wp:inline distT="0" distB="0" distL="0" distR="0">
+            <wp:extent cx="5940425" cy="7851140"/>
             <wp:effectExtent l="0" t="0" r="3175" b="0"/>
-            <wp:docPr id="1" name="Рисунок 1"/>
+            <wp:docPr id="2" name="Рисунок 2"/>
             <wp:cNvGraphicFramePr>
               <a:graphicFrameLocks xmlns:a="http://schemas.openxmlformats.org/drawingml/2006/main" noChangeAspect="1"/>
             </wp:cNvGraphicFramePr>
@@ -1445,7 +1445,7 @@
               <a:graphicData uri="http://schemas.openxmlformats.org/drawingml/2006/picture">
                 <pic:pic xmlns:pic="http://schemas.openxmlformats.org/drawingml/2006/picture">
                   <pic:nvPicPr>
-                    <pic:cNvPr id="0" name="Диаграмма без названия.jpg"/>
+                    <pic:cNvPr id="0" name="Диаграмма без названия-Страница — 1.jpg"/>
                     <pic:cNvPicPr/>
                   </pic:nvPicPr>
                   <pic:blipFill>
@@ -1463,7 +1463,7 @@
                   <pic:spPr>
                     <a:xfrm>
                       <a:off x="0" y="0"/>
-                      <a:ext cx="5940425" cy="7642860"/>
+                      <a:ext cx="5940425" cy="7851140"/>
                     </a:xfrm>
                     <a:prstGeom prst="rect">
                       <a:avLst/>
@@ -1505,6 +1505,7 @@
         <w:pStyle w:val="2"/>
         <w:rPr>
           <w:sz w:val="32"/>
+          <w:lang w:val="en-US"/>
         </w:rPr>
       </w:pPr>
       <w:r>
@@ -1533,6 +1534,52 @@
           <w:sz w:val="32"/>
         </w:rPr>
         <w:t>ограммы</w:t>
+      </w:r>
+    </w:p>
+    <w:p>
+      <w:pPr>
+        <w:pStyle w:val="a0"/>
+        <w:rPr>
+          <w:szCs w:val="28"/>
+        </w:rPr>
+      </w:pPr>
+      <w:r>
+        <w:rPr>
+          <w:szCs w:val="28"/>
+        </w:rPr>
+        <w:t xml:space="preserve">В рисунке </w:t>
+      </w:r>
+      <w:r>
+        <w:rPr>
+          <w:szCs w:val="28"/>
+        </w:rPr>
+        <w:t>2</w:t>
+      </w:r>
+      <w:r>
+        <w:rPr>
+          <w:szCs w:val="28"/>
+        </w:rPr>
+        <w:t xml:space="preserve"> представлен те</w:t>
+      </w:r>
+      <w:proofErr w:type="gramStart"/>
+      <w:r>
+        <w:rPr>
+          <w:szCs w:val="28"/>
+        </w:rPr>
+        <w:t>кст пр</w:t>
+      </w:r>
+      <w:proofErr w:type="gramEnd"/>
+      <w:r>
+        <w:rPr>
+          <w:szCs w:val="28"/>
+        </w:rPr>
+        <w:t>ограммы в машине Тьюринга</w:t>
+      </w:r>
+      <w:r>
+        <w:rPr>
+          <w:szCs w:val="28"/>
+        </w:rPr>
+        <w:t>.</w:t>
       </w:r>
     </w:p>
     <w:p>
@@ -1677,40 +1724,34 @@
         </w:rPr>
         <w:t xml:space="preserve">сли  </w:t>
       </w:r>
+      <w:proofErr w:type="gramStart"/>
+      <w:r>
+        <w:rPr>
+          <w:lang w:bidi="ar-SA"/>
+        </w:rPr>
+        <w:t>обнаруживает ошибка записывает</w:t>
+      </w:r>
+      <w:proofErr w:type="gramEnd"/>
+      <w:r>
+        <w:rPr>
+          <w:lang w:bidi="ar-SA"/>
+        </w:rPr>
+        <w:t xml:space="preserve"> </w:t>
+      </w:r>
+      <w:r>
+        <w:rPr>
+          <w:lang w:val="en-US" w:bidi="ar-SA"/>
+        </w:rPr>
+        <w:t>n</w:t>
+      </w:r>
+      <w:r>
+        <w:rPr>
+          <w:lang w:bidi="ar-SA"/>
+        </w:rPr>
+        <w:t xml:space="preserve"> (нет).</w:t>
+      </w:r>
       <w:bookmarkStart w:id="0" w:name="_GoBack"/>
-      <w:proofErr w:type="gramStart"/>
-      <w:r>
-        <w:rPr>
-          <w:lang w:bidi="ar-SA"/>
-        </w:rPr>
-        <w:t>обнаруживает</w:t>
-      </w:r>
       <w:bookmarkEnd w:id="0"/>
-      <w:r>
-        <w:rPr>
-          <w:lang w:bidi="ar-SA"/>
-        </w:rPr>
-        <w:t xml:space="preserve"> ошибка записывает</w:t>
-      </w:r>
-      <w:proofErr w:type="gramEnd"/>
-      <w:r>
-        <w:rPr>
-          <w:lang w:bidi="ar-SA"/>
-        </w:rPr>
-        <w:t xml:space="preserve"> </w:t>
-      </w:r>
-      <w:r>
-        <w:rPr>
-          <w:lang w:val="en-US" w:bidi="ar-SA"/>
-        </w:rPr>
-        <w:t>n</w:t>
-      </w:r>
-      <w:r>
-        <w:rPr>
-          <w:lang w:bidi="ar-SA"/>
-        </w:rPr>
-        <w:t xml:space="preserve"> (нет).</w:t>
-      </w:r>
     </w:p>
     <w:p>
       <w:pPr>
@@ -3418,7 +3459,7 @@
   <a:extraClrSchemeLst/>
   <a:extLst>
     <a:ext uri="{05A4C25C-085E-4340-85A3-A5531E510DB2}">
-      <thm15:themeFamily xmlns="" xmlns:thm15="http://schemas.microsoft.com/office/thememl/2012/main" name="Office Theme" id="{62F939B6-93AF-4DB8-9C6B-D6C7DFDC589F}" vid="{4A3C46E8-61CC-4603-A589-7422A47A8E4A}"/>
+      <thm15:themeFamily xmlns:thm15="http://schemas.microsoft.com/office/thememl/2012/main" xmlns="" name="Office Theme" id="{62F939B6-93AF-4DB8-9C6B-D6C7DFDC589F}" vid="{4A3C46E8-61CC-4603-A589-7422A47A8E4A}"/>
     </a:ext>
   </a:extLst>
 </a:theme>
